--- a/arb/docx/35.content.docx
+++ b/arb/docx/35.content.docx
@@ -645,23 +645,7 @@
           <w:cs/>
           <w:lang w:val="ar_AE" w:bidi="ar_AE"/>
         </w:rPr>
-        <w:t xml:space="preserve">في زمان حبقّوق، كان الدمار والعنف يتغلغلان في المجتمع اليهودي (انظر </w:t>
-      </w:r>
-      <w:r>
-        <w:rPr>
-          <w:rtl/>
-          <w:cs/>
-          <w:lang w:val="ar_AE" w:bidi="ar_AE"/>
-        </w:rPr>
-        <w:t>مقدمة سفر حبقوق</w:t>
-      </w:r>
-      <w:r>
-        <w:rPr>
-          <w:rtl/>
-          <w:cs/>
-          <w:lang w:val="ar_AE" w:bidi="ar_AE"/>
-        </w:rPr>
-        <w:t>، "الخلفية").</w:t>
+        <w:t>في زمان حبقّوق، كان الدمار والعنف يتغلغلان في المجتمع اليهودي (انظر مقدمة سفر حبقوق، "الخلفية").</w:t>
       </w:r>
       <w:r>
         <w:rPr>
